--- a/25级生产实训报告.docx
+++ b/25级生产实训报告.docx
@@ -9262,8 +9262,6 @@
         </w:rPr>
         <w:t>&lt;script setup lang="ts"&gt;</w:t>
       </w:r>
-      <w:bookmarkStart w:id="0" w:name="_GoBack"/>
-      <w:bookmarkEnd w:id="0"/>
     </w:p>
     <w:p>
       <w:pPr>
@@ -10071,6 +10069,1026 @@
           <w:sz w:val="21"/>
         </w:rPr>
         <w:t>图 7-2 创建表格页运行效果（接口修复后正常加载用户列表）</w:t>
+      </w:r>
+    </w:p>
+    <w:p>
+      <w:pPr>
+        <w:spacing w:line="360" w:lineRule="auto"/>
+      </w:pPr>
+    </w:p>
+    <w:p>
+      <w:pPr>
+        <w:rPr>
+          <w:rFonts w:ascii="Times New Roman" w:hAnsi="Times New Roman" w:eastAsia="宋体"/>
+          <w:b/>
+          <w:sz w:val="28"/>
+        </w:rPr>
+      </w:pPr>
+      <w:r>
+        <w:rPr>
+          <w:rFonts w:ascii="Times New Roman" w:hAnsi="Times New Roman" w:eastAsia="宋体"/>
+          <w:b/>
+          <w:sz w:val="28"/>
+        </w:rPr>
+        <w:br w:type="page"/>
+      </w:r>
+    </w:p>
+    <w:p>
+      <w:pPr>
+        <w:spacing w:line="360" w:lineRule="auto"/>
+      </w:pPr>
+      <w:r>
+        <w:rPr>
+          <w:rFonts w:ascii="Times New Roman" w:hAnsi="Times New Roman" w:eastAsia="宋体"/>
+          <w:b/>
+          <w:sz w:val="28"/>
+        </w:rPr>
+        <w:t>第八天（9 月 9 日）Gitee 版本同步工具使用</w:t>
+      </w:r>
+    </w:p>
+    <w:p>
+      <w:pPr>
+        <w:spacing w:line="360" w:lineRule="auto"/>
+      </w:pPr>
+      <w:r>
+        <w:rPr>
+          <w:rFonts w:ascii="Times New Roman" w:hAnsi="Times New Roman" w:eastAsia="宋体"/>
+          <w:b w:val="0"/>
+          <w:sz w:val="24"/>
+        </w:rPr>
+        <w:t>实习内容：IDEA 关联 Gitee + 代码版本同步</w:t>
+      </w:r>
+    </w:p>
+    <w:p>
+      <w:pPr>
+        <w:spacing w:line="360" w:lineRule="auto"/>
+        <w:ind w:firstLine="480"/>
+      </w:pPr>
+      <w:r>
+        <w:rPr>
+          <w:rFonts w:ascii="Times New Roman" w:hAnsi="Times New Roman" w:eastAsia="宋体"/>
+          <w:sz w:val="24"/>
+        </w:rPr>
+        <w:t>Gitee 是国内常用的代码托管平台，配合 IDEA 的 Gitee 插件可完成日常版本同步。本次操作过程：1. IDEA 关联 Gitee：File → Settings → Version Control → Gitee，使用 Gitee 账号授权登录，完成账户绑定；2. 创建仓库：在 Gitee 网站新建空仓库（名称 Attendance-Management-System），或在 IDEA 中通过 VCS → Share Project on Gitee 将本地工程直接创建为远程仓库；3. 推送代码：在 IDEA 提交窗口勾选变更文件、填写提交信息后 Commit，再通过 Push 将本地提交同步到远程仓库；4. 克隆仓库：IDEA 欢迎页选择 Get from VCS，输入 Gitee 仓库地址即可克隆完整工程；5. 拉取更新：通过 Git → Pull（或 Update Project）拉取远程最新提交，保持本地与远程一致。</w:t>
+      </w:r>
+    </w:p>
+    <w:p>
+      <w:pPr>
+        <w:shd w:val="clear" w:color="auto" w:fill="F2F2F2"/>
+        <w:spacing w:line="360" w:lineRule="auto"/>
+      </w:pPr>
+      <w:r>
+        <w:rPr>
+          <w:rFonts w:ascii="Times New Roman" w:hAnsi="Times New Roman" w:eastAsia="宋体"/>
+          <w:sz w:val="18"/>
+        </w:rPr>
+        <w:t># Gitee 远程仓库关联与版本同步（IDEA 终端 / Git Bash 均可执行）</w:t>
+      </w:r>
+    </w:p>
+    <w:p>
+      <w:pPr>
+        <w:shd w:val="clear" w:color="auto" w:fill="F2F2F2"/>
+        <w:spacing w:line="360" w:lineRule="auto"/>
+      </w:pPr>
+      <w:r>
+        <w:rPr>
+          <w:rFonts w:ascii="Times New Roman" w:hAnsi="Times New Roman" w:eastAsia="宋体"/>
+          <w:sz w:val="18"/>
+        </w:rPr>
+        <w:t>git remote add origin https://gitee.com/&lt;用户名&gt;/attendance-management-system.git  # 关联远程仓库</w:t>
+      </w:r>
+    </w:p>
+    <w:p>
+      <w:pPr>
+        <w:shd w:val="clear" w:color="auto" w:fill="F2F2F2"/>
+        <w:spacing w:line="360" w:lineRule="auto"/>
+      </w:pPr>
+      <w:r>
+        <w:rPr>
+          <w:rFonts w:ascii="Times New Roman" w:hAnsi="Times New Roman" w:eastAsia="宋体"/>
+          <w:sz w:val="18"/>
+        </w:rPr>
+        <w:t>git remote -v                        # 查看远程仓库地址</w:t>
+      </w:r>
+    </w:p>
+    <w:p>
+      <w:pPr>
+        <w:shd w:val="clear" w:color="auto" w:fill="F2F2F2"/>
+        <w:spacing w:line="360" w:lineRule="auto"/>
+      </w:pPr>
+      <w:r>
+        <w:rPr>
+          <w:rFonts w:ascii="Times New Roman" w:hAnsi="Times New Roman" w:eastAsia="宋体"/>
+          <w:sz w:val="18"/>
+        </w:rPr>
+        <w:t>git add .                            # 暂存变更（IDEA: 右键项目 → Git → Add）</w:t>
+      </w:r>
+    </w:p>
+    <w:p>
+      <w:pPr>
+        <w:shd w:val="clear" w:color="auto" w:fill="F2F2F2"/>
+        <w:spacing w:line="360" w:lineRule="auto"/>
+      </w:pPr>
+      <w:r>
+        <w:rPr>
+          <w:rFonts w:ascii="Times New Roman" w:hAnsi="Times New Roman" w:eastAsia="宋体"/>
+          <w:sz w:val="18"/>
+        </w:rPr>
+        <w:t>git commit -m "本次修改了部分文件"      # 提交到本地仓库（IDEA: Commit 面板）</w:t>
+      </w:r>
+    </w:p>
+    <w:p>
+      <w:pPr>
+        <w:shd w:val="clear" w:color="auto" w:fill="F2F2F2"/>
+        <w:spacing w:line="360" w:lineRule="auto"/>
+      </w:pPr>
+      <w:r>
+        <w:rPr>
+          <w:rFonts w:ascii="Times New Roman" w:hAnsi="Times New Roman" w:eastAsia="宋体"/>
+          <w:sz w:val="18"/>
+        </w:rPr>
+        <w:t>git push -u origin main              # 推送提交到 Gitee（首次 -u 建立跟踪关系）</w:t>
+      </w:r>
+    </w:p>
+    <w:p>
+      <w:pPr>
+        <w:shd w:val="clear" w:color="auto" w:fill="F2F2F2"/>
+        <w:spacing w:line="360" w:lineRule="auto"/>
+      </w:pPr>
+      <w:r>
+        <w:rPr>
+          <w:rFonts w:ascii="Times New Roman" w:hAnsi="Times New Roman" w:eastAsia="宋体"/>
+          <w:sz w:val="18"/>
+        </w:rPr>
+        <w:t>git clone https://gitee.com/&lt;用户名&gt;/attendance-management-system.git   # 克隆仓库</w:t>
+      </w:r>
+    </w:p>
+    <w:p>
+      <w:pPr>
+        <w:shd w:val="clear" w:color="auto" w:fill="F2F2F2"/>
+        <w:spacing w:line="360" w:lineRule="auto"/>
+      </w:pPr>
+      <w:r>
+        <w:rPr>
+          <w:rFonts w:ascii="Times New Roman" w:hAnsi="Times New Roman" w:eastAsia="宋体"/>
+          <w:sz w:val="18"/>
+        </w:rPr>
+        <w:t>git pull                             # 拉取远程更新（IDEA: Update Project）</w:t>
+      </w:r>
+    </w:p>
+    <w:p>
+      <w:pPr>
+        <w:spacing w:line="360" w:lineRule="auto"/>
+        <w:ind w:firstLine="480"/>
+      </w:pPr>
+      <w:r>
+        <w:rPr>
+          <w:rFonts w:ascii="Times New Roman" w:hAnsi="Times New Roman" w:eastAsia="宋体"/>
+          <w:sz w:val="24"/>
+        </w:rPr>
+        <w:t>版本同步中的忽略配置：为避免编译产物、依赖目录等无需版本管理的文件被推送，项目根目录使用 .gitignore 描述忽略范围，关键配置如下：</w:t>
+      </w:r>
+    </w:p>
+    <w:p>
+      <w:pPr>
+        <w:shd w:val="clear" w:color="auto" w:fill="F2F2F2"/>
+        <w:spacing w:line="360" w:lineRule="auto"/>
+      </w:pPr>
+      <w:r>
+        <w:rPr>
+          <w:rFonts w:ascii="Times New Roman" w:hAnsi="Times New Roman" w:eastAsia="宋体"/>
+          <w:sz w:val="18"/>
+        </w:rPr>
+        <w:t>## ide</w:t>
+      </w:r>
+    </w:p>
+    <w:p>
+      <w:pPr>
+        <w:shd w:val="clear" w:color="auto" w:fill="F2F2F2"/>
+        <w:spacing w:line="360" w:lineRule="auto"/>
+      </w:pPr>
+      <w:r>
+        <w:rPr>
+          <w:rFonts w:ascii="Times New Roman" w:hAnsi="Times New Roman" w:eastAsia="宋体"/>
+          <w:sz w:val="18"/>
+        </w:rPr>
+        <w:t>**/.idea</w:t>
+      </w:r>
+    </w:p>
+    <w:p>
+      <w:pPr>
+        <w:shd w:val="clear" w:color="auto" w:fill="F2F2F2"/>
+        <w:spacing w:line="360" w:lineRule="auto"/>
+      </w:pPr>
+      <w:r>
+        <w:rPr>
+          <w:rFonts w:ascii="Times New Roman" w:hAnsi="Times New Roman" w:eastAsia="宋体"/>
+          <w:sz w:val="18"/>
+        </w:rPr>
+        <w:t>*.iml</w:t>
+      </w:r>
+    </w:p>
+    <w:p>
+      <w:pPr>
+        <w:shd w:val="clear" w:color="auto" w:fill="F2F2F2"/>
+        <w:spacing w:line="360" w:lineRule="auto"/>
+      </w:pPr>
+      <w:r>
+        <w:rPr>
+          <w:rFonts w:ascii="Times New Roman" w:hAnsi="Times New Roman" w:eastAsia="宋体"/>
+          <w:sz w:val="18"/>
+        </w:rPr>
+        <w:t>rebel.xml</w:t>
+      </w:r>
+    </w:p>
+    <w:p>
+      <w:pPr>
+        <w:spacing w:line="360" w:lineRule="auto"/>
+      </w:pPr>
+    </w:p>
+    <w:p>
+      <w:pPr>
+        <w:shd w:val="clear" w:color="auto" w:fill="F2F2F2"/>
+        <w:spacing w:line="360" w:lineRule="auto"/>
+      </w:pPr>
+      <w:r>
+        <w:rPr>
+          <w:rFonts w:ascii="Times New Roman" w:hAnsi="Times New Roman" w:eastAsia="宋体"/>
+          <w:sz w:val="18"/>
+        </w:rPr>
+        <w:t>## backend</w:t>
+      </w:r>
+    </w:p>
+    <w:p>
+      <w:pPr>
+        <w:shd w:val="clear" w:color="auto" w:fill="F2F2F2"/>
+        <w:spacing w:line="360" w:lineRule="auto"/>
+      </w:pPr>
+      <w:r>
+        <w:rPr>
+          <w:rFonts w:ascii="Times New Roman" w:hAnsi="Times New Roman" w:eastAsia="宋体"/>
+          <w:sz w:val="18"/>
+        </w:rPr>
+        <w:t>**/target</w:t>
+      </w:r>
+    </w:p>
+    <w:p>
+      <w:pPr>
+        <w:shd w:val="clear" w:color="auto" w:fill="F2F2F2"/>
+        <w:spacing w:line="360" w:lineRule="auto"/>
+      </w:pPr>
+      <w:r>
+        <w:rPr>
+          <w:rFonts w:ascii="Times New Roman" w:hAnsi="Times New Roman" w:eastAsia="宋体"/>
+          <w:sz w:val="18"/>
+        </w:rPr>
+        <w:t>**/logs</w:t>
+      </w:r>
+    </w:p>
+    <w:p>
+      <w:pPr>
+        <w:spacing w:line="360" w:lineRule="auto"/>
+      </w:pPr>
+    </w:p>
+    <w:p>
+      <w:pPr>
+        <w:shd w:val="clear" w:color="auto" w:fill="F2F2F2"/>
+        <w:spacing w:line="360" w:lineRule="auto"/>
+      </w:pPr>
+      <w:r>
+        <w:rPr>
+          <w:rFonts w:ascii="Times New Roman" w:hAnsi="Times New Roman" w:eastAsia="宋体"/>
+          <w:sz w:val="18"/>
+        </w:rPr>
+        <w:t>## front</w:t>
+      </w:r>
+    </w:p>
+    <w:p>
+      <w:pPr>
+        <w:shd w:val="clear" w:color="auto" w:fill="F2F2F2"/>
+        <w:spacing w:line="360" w:lineRule="auto"/>
+      </w:pPr>
+      <w:r>
+        <w:rPr>
+          <w:rFonts w:ascii="Times New Roman" w:hAnsi="Times New Roman" w:eastAsia="宋体"/>
+          <w:sz w:val="18"/>
+        </w:rPr>
+        <w:t>**/*.lock</w:t>
+      </w:r>
+    </w:p>
+    <w:p>
+      <w:pPr>
+        <w:shd w:val="clear" w:color="auto" w:fill="F2F2F2"/>
+        <w:spacing w:line="360" w:lineRule="auto"/>
+      </w:pPr>
+      <w:r>
+        <w:rPr>
+          <w:rFonts w:ascii="Times New Roman" w:hAnsi="Times New Roman" w:eastAsia="宋体"/>
+          <w:sz w:val="18"/>
+        </w:rPr>
+        <w:t>os_del.cmd</w:t>
+      </w:r>
+    </w:p>
+    <w:p>
+      <w:pPr>
+        <w:spacing w:line="360" w:lineRule="auto"/>
+        <w:ind w:firstLine="480"/>
+      </w:pPr>
+      <w:r>
+        <w:rPr>
+          <w:rFonts w:ascii="Times New Roman" w:hAnsi="Times New Roman" w:eastAsia="宋体"/>
+          <w:sz w:val="24"/>
+        </w:rPr>
+        <w:t>本次实训期间通过上述流程完成了工程的完整托管与同步，主要提交记录如下：</w:t>
+      </w:r>
+    </w:p>
+    <w:p>
+      <w:pPr>
+        <w:shd w:val="clear" w:color="auto" w:fill="F2F2F2"/>
+        <w:spacing w:line="360" w:lineRule="auto"/>
+      </w:pPr>
+      <w:r>
+        <w:rPr>
+          <w:rFonts w:ascii="Times New Roman" w:hAnsi="Times New Roman" w:eastAsia="宋体"/>
+          <w:sz w:val="18"/>
+        </w:rPr>
+        <w:t>72d0237 | 2026-09-09 | 本次修改了部分文件</w:t>
+      </w:r>
+    </w:p>
+    <w:p>
+      <w:pPr>
+        <w:shd w:val="clear" w:color="auto" w:fill="F2F2F2"/>
+        <w:spacing w:line="360" w:lineRule="auto"/>
+      </w:pPr>
+      <w:r>
+        <w:rPr>
+          <w:rFonts w:ascii="Times New Roman" w:hAnsi="Times New Roman" w:eastAsia="宋体"/>
+          <w:sz w:val="18"/>
+        </w:rPr>
+        <w:t>448ea6d | 2026-09-08 | 本次修改了部分文件</w:t>
+      </w:r>
+    </w:p>
+    <w:p>
+      <w:pPr>
+        <w:shd w:val="clear" w:color="auto" w:fill="F2F2F2"/>
+        <w:spacing w:line="360" w:lineRule="auto"/>
+      </w:pPr>
+      <w:r>
+        <w:rPr>
+          <w:rFonts w:ascii="Times New Roman" w:hAnsi="Times New Roman" w:eastAsia="宋体"/>
+          <w:sz w:val="18"/>
+        </w:rPr>
+        <w:t>32f67e3 | 2026-09-08 | 本次修改了部分文件</w:t>
+      </w:r>
+    </w:p>
+    <w:p>
+      <w:pPr>
+        <w:shd w:val="clear" w:color="auto" w:fill="F2F2F2"/>
+        <w:spacing w:line="360" w:lineRule="auto"/>
+      </w:pPr>
+      <w:r>
+        <w:rPr>
+          <w:rFonts w:ascii="Times New Roman" w:hAnsi="Times New Roman" w:eastAsia="宋体"/>
+          <w:sz w:val="18"/>
+        </w:rPr>
+        <w:t>9df262b | 2026-09-07 | 初始化项目</w:t>
+      </w:r>
+    </w:p>
+    <w:p>
+      <w:pPr>
+        <w:spacing w:line="360" w:lineRule="auto"/>
+        <w:ind w:firstLine="480"/>
+      </w:pPr>
+      <w:r>
+        <w:rPr>
+          <w:rFonts w:ascii="Times New Roman" w:hAnsi="Times New Roman" w:eastAsia="宋体"/>
+          <w:sz w:val="24"/>
+        </w:rPr>
+        <w:t>通过 Gitee 版本同步练习，掌握了 IDEA 与代码托管平台联动的完整工作流：本地编码 → 提交 → 推送 → 云端仓库 → 克隆/拉取。规范的分支与提交习惯让版本演进可追溯，为团队协作开发打下了基础。</w:t>
+      </w:r>
+    </w:p>
+    <w:p>
+      <w:pPr>
+        <w:spacing w:line="360" w:lineRule="auto"/>
+        <w:jc w:val="center"/>
+      </w:pPr>
+      <w:r>
+        <w:rPr>
+          <w:rFonts w:ascii="Times New Roman" w:hAnsi="Times New Roman" w:eastAsia="宋体"/>
+          <w:b w:val="0"/>
+          <w:sz w:val="21"/>
+        </w:rPr>
+        <w:t>【截图占位】图 8-1 IDEA 中关联 Gitee 账户（Settings → Version Control → Gitee）</w:t>
+      </w:r>
+    </w:p>
+    <w:p>
+      <w:pPr>
+        <w:spacing w:line="360" w:lineRule="auto"/>
+        <w:jc w:val="center"/>
+      </w:pPr>
+      <w:r>
+        <w:rPr>
+          <w:rFonts w:ascii="Times New Roman" w:hAnsi="Times New Roman" w:eastAsia="宋体"/>
+          <w:b w:val="0"/>
+          <w:sz w:val="21"/>
+        </w:rPr>
+        <w:t>【截图占位】图 8-2 本地提交与推送记录（IDEA Git 日志 / Gitee 仓库提交历史）</w:t>
+      </w:r>
+    </w:p>
+    <w:p>
+      <w:pPr>
+        <w:spacing w:line="360" w:lineRule="auto"/>
+      </w:pPr>
+    </w:p>
+    <w:p>
+      <w:pPr>
+        <w:rPr>
+          <w:rFonts w:ascii="Times New Roman" w:hAnsi="Times New Roman" w:eastAsia="宋体"/>
+          <w:b/>
+          <w:sz w:val="28"/>
+        </w:rPr>
+      </w:pPr>
+      <w:r>
+        <w:rPr>
+          <w:rFonts w:ascii="Times New Roman" w:hAnsi="Times New Roman" w:eastAsia="宋体"/>
+          <w:b/>
+          <w:sz w:val="28"/>
+        </w:rPr>
+        <w:br w:type="page"/>
+      </w:r>
+    </w:p>
+    <w:p>
+      <w:pPr>
+        <w:spacing w:line="360" w:lineRule="auto"/>
+      </w:pPr>
+      <w:bookmarkStart w:id="0" w:name="_GoBack"/>
+      <w:bookmarkEnd w:id="0"/>
+      <w:r>
+        <w:rPr>
+          <w:rFonts w:ascii="Times New Roman" w:hAnsi="Times New Roman" w:eastAsia="宋体"/>
+          <w:b/>
+          <w:sz w:val="28"/>
+        </w:rPr>
+        <w:t>第九天（9 月 10 日）JeecgBoot 低代码平台的 AIGC 能力</w:t>
+      </w:r>
+    </w:p>
+    <w:p>
+      <w:pPr>
+        <w:spacing w:line="360" w:lineRule="auto"/>
+      </w:pPr>
+      <w:r>
+        <w:rPr>
+          <w:rFonts w:ascii="Times New Roman" w:hAnsi="Times New Roman" w:eastAsia="宋体"/>
+          <w:b w:val="0"/>
+          <w:sz w:val="24"/>
+        </w:rPr>
+        <w:t>实习内容：AI 辅助开发 + Online 表单设计 + 代码生成器</w:t>
+      </w:r>
+    </w:p>
+    <w:p>
+      <w:pPr>
+        <w:spacing w:line="360" w:lineRule="auto"/>
+        <w:ind w:firstLine="480"/>
+      </w:pPr>
+      <w:r>
+        <w:rPr>
+          <w:rFonts w:ascii="Times New Roman" w:hAnsi="Times New Roman" w:eastAsia="宋体"/>
+          <w:sz w:val="24"/>
+        </w:rPr>
+        <w:t>JeecgBoot 平台深度集成了 AIGC 能力：内置 AI 应用平台（airag 模块），提供 AI 对话助手、AI 流程编排、知识库问答、AI 模型管理等能力；在线表单开发模块还提供了“AI建表”入口，在弹窗中输入行业与业务修饰词（例如“智能家居行业的生产计划表”），即可由 AI 自动生成工作表字段结构与在线表单。</w:t>
+      </w:r>
+    </w:p>
+    <w:p>
+      <w:pPr>
+        <w:shd w:val="clear" w:color="auto" w:fill="F2F2F2"/>
+        <w:spacing w:line="360" w:lineRule="auto"/>
+      </w:pPr>
+      <w:r>
+        <w:rPr>
+          <w:rFonts w:ascii="Times New Roman" w:hAnsi="Times New Roman" w:eastAsia="宋体"/>
+          <w:sz w:val="18"/>
+        </w:rPr>
+        <w:t>&lt;!-- super/online/cgform/components/AiModal.vue（节选） --&gt;</w:t>
+      </w:r>
+    </w:p>
+    <w:p>
+      <w:pPr>
+        <w:shd w:val="clear" w:color="auto" w:fill="F2F2F2"/>
+        <w:spacing w:line="360" w:lineRule="auto"/>
+      </w:pPr>
+      <w:r>
+        <w:rPr>
+          <w:rFonts w:ascii="Times New Roman" w:hAnsi="Times New Roman" w:eastAsia="宋体"/>
+          <w:sz w:val="18"/>
+        </w:rPr>
+        <w:t>&lt;h3&gt;创建工作表字段需要专业建议?试试AI智能推荐吧&lt;/h3&gt;</w:t>
+      </w:r>
+    </w:p>
+    <w:p>
+      <w:pPr>
+        <w:shd w:val="clear" w:color="auto" w:fill="F2F2F2"/>
+        <w:spacing w:line="360" w:lineRule="auto"/>
+      </w:pPr>
+      <w:r>
+        <w:rPr>
+          <w:rFonts w:ascii="Times New Roman" w:hAnsi="Times New Roman" w:eastAsia="宋体"/>
+          <w:sz w:val="18"/>
+        </w:rPr>
+        <w:t>&lt;p class="tip"&gt;可尝试添加修饰词，如:智能家居行业的生产计划表&lt;/p&gt;</w:t>
+      </w:r>
+    </w:p>
+    <w:p>
+      <w:pPr>
+        <w:shd w:val="clear" w:color="auto" w:fill="F2F2F2"/>
+        <w:spacing w:line="360" w:lineRule="auto"/>
+      </w:pPr>
+      <w:r>
+        <w:rPr>
+          <w:rFonts w:ascii="Times New Roman" w:hAnsi="Times New Roman" w:eastAsia="宋体"/>
+          <w:sz w:val="18"/>
+        </w:rPr>
+        <w:t>&lt;a-input v-model:value.trim="inputValue" placeholder="请输入修饰词" /&gt;</w:t>
+      </w:r>
+    </w:p>
+    <w:p>
+      <w:pPr>
+        <w:shd w:val="clear" w:color="auto" w:fill="F2F2F2"/>
+        <w:spacing w:line="360" w:lineRule="auto"/>
+      </w:pPr>
+      <w:r>
+        <w:rPr>
+          <w:rFonts w:ascii="Times New Roman" w:hAnsi="Times New Roman" w:eastAsia="宋体"/>
+          <w:sz w:val="18"/>
+        </w:rPr>
+        <w:t>&lt;a-button :loading="loading" type="primary" @click="handleCreate"&gt;生成表&lt;/a-button&gt;</w:t>
+      </w:r>
+    </w:p>
+    <w:p>
+      <w:pPr>
+        <w:shd w:val="clear" w:color="auto" w:fill="F2F2F2"/>
+        <w:spacing w:line="360" w:lineRule="auto"/>
+      </w:pPr>
+      <w:r>
+        <w:rPr>
+          <w:rFonts w:ascii="Times New Roman" w:hAnsi="Times New Roman" w:eastAsia="宋体"/>
+          <w:sz w:val="18"/>
+        </w:rPr>
+        <w:t>// AI 建表核心请求逻辑（AiModal.vue）</w:t>
+      </w:r>
+    </w:p>
+    <w:p>
+      <w:pPr>
+        <w:shd w:val="clear" w:color="auto" w:fill="F2F2F2"/>
+        <w:spacing w:line="360" w:lineRule="auto"/>
+      </w:pPr>
+      <w:r>
+        <w:rPr>
+          <w:rFonts w:ascii="Times New Roman" w:hAnsi="Times New Roman" w:eastAsia="宋体"/>
+          <w:sz w:val="18"/>
+        </w:rPr>
+        <w:t>const configUrl = {</w:t>
+      </w:r>
+    </w:p>
+    <w:p>
+      <w:pPr>
+        <w:shd w:val="clear" w:color="auto" w:fill="F2F2F2"/>
+        <w:spacing w:line="360" w:lineRule="auto"/>
+      </w:pPr>
+      <w:r>
+        <w:rPr>
+          <w:rFonts w:ascii="Times New Roman" w:hAnsi="Times New Roman" w:eastAsia="宋体"/>
+          <w:sz w:val="18"/>
+        </w:rPr>
+        <w:t xml:space="preserve">  aigc: '/online/cgform/api/aigc',</w:t>
+      </w:r>
+    </w:p>
+    <w:p>
+      <w:pPr>
+        <w:shd w:val="clear" w:color="auto" w:fill="F2F2F2"/>
+        <w:spacing w:line="360" w:lineRule="auto"/>
+      </w:pPr>
+      <w:r>
+        <w:rPr>
+          <w:rFonts w:ascii="Times New Roman" w:hAnsi="Times New Roman" w:eastAsia="宋体"/>
+          <w:sz w:val="18"/>
+        </w:rPr>
+        <w:t>};</w:t>
+      </w:r>
+    </w:p>
+    <w:p>
+      <w:pPr>
+        <w:shd w:val="clear" w:color="auto" w:fill="F2F2F2"/>
+        <w:spacing w:line="360" w:lineRule="auto"/>
+      </w:pPr>
+      <w:r>
+        <w:rPr>
+          <w:rFonts w:ascii="Times New Roman" w:hAnsi="Times New Roman" w:eastAsia="宋体"/>
+          <w:sz w:val="18"/>
+        </w:rPr>
+        <w:t>const handleCreate = () =&gt; {</w:t>
+      </w:r>
+    </w:p>
+    <w:p>
+      <w:pPr>
+        <w:shd w:val="clear" w:color="auto" w:fill="F2F2F2"/>
+        <w:spacing w:line="360" w:lineRule="auto"/>
+      </w:pPr>
+      <w:r>
+        <w:rPr>
+          <w:rFonts w:ascii="Times New Roman" w:hAnsi="Times New Roman" w:eastAsia="宋体"/>
+          <w:sz w:val="18"/>
+        </w:rPr>
+        <w:t xml:space="preserve">  if (inputValue.value.trim() === '') {</w:t>
+      </w:r>
+    </w:p>
+    <w:p>
+      <w:pPr>
+        <w:shd w:val="clear" w:color="auto" w:fill="F2F2F2"/>
+        <w:spacing w:line="360" w:lineRule="auto"/>
+      </w:pPr>
+      <w:r>
+        <w:rPr>
+          <w:rFonts w:ascii="Times New Roman" w:hAnsi="Times New Roman" w:eastAsia="宋体"/>
+          <w:sz w:val="18"/>
+        </w:rPr>
+        <w:t xml:space="preserve">    createMessage.warning('请输入修饰词~');</w:t>
+      </w:r>
+    </w:p>
+    <w:p>
+      <w:pPr>
+        <w:shd w:val="clear" w:color="auto" w:fill="F2F2F2"/>
+        <w:spacing w:line="360" w:lineRule="auto"/>
+      </w:pPr>
+      <w:r>
+        <w:rPr>
+          <w:rFonts w:ascii="Times New Roman" w:hAnsi="Times New Roman" w:eastAsia="宋体"/>
+          <w:sz w:val="18"/>
+        </w:rPr>
+        <w:t xml:space="preserve">  } else {</w:t>
+      </w:r>
+    </w:p>
+    <w:p>
+      <w:pPr>
+        <w:shd w:val="clear" w:color="auto" w:fill="F2F2F2"/>
+        <w:spacing w:line="360" w:lineRule="auto"/>
+      </w:pPr>
+      <w:r>
+        <w:rPr>
+          <w:rFonts w:ascii="Times New Roman" w:hAnsi="Times New Roman" w:eastAsia="宋体"/>
+          <w:sz w:val="18"/>
+        </w:rPr>
+        <w:t xml:space="preserve">    loading.value = true;</w:t>
+      </w:r>
+    </w:p>
+    <w:p>
+      <w:pPr>
+        <w:shd w:val="clear" w:color="auto" w:fill="F2F2F2"/>
+        <w:spacing w:line="360" w:lineRule="auto"/>
+      </w:pPr>
+      <w:r>
+        <w:rPr>
+          <w:rFonts w:ascii="Times New Roman" w:hAnsi="Times New Roman" w:eastAsia="宋体"/>
+          <w:sz w:val="18"/>
+        </w:rPr>
+        <w:t xml:space="preserve">    defHttp</w:t>
+      </w:r>
+    </w:p>
+    <w:p>
+      <w:pPr>
+        <w:shd w:val="clear" w:color="auto" w:fill="F2F2F2"/>
+        <w:spacing w:line="360" w:lineRule="auto"/>
+      </w:pPr>
+      <w:r>
+        <w:rPr>
+          <w:rFonts w:ascii="Times New Roman" w:hAnsi="Times New Roman" w:eastAsia="宋体"/>
+          <w:sz w:val="18"/>
+        </w:rPr>
+        <w:t xml:space="preserve">      // timeout：超时时间 5 分钟</w:t>
+      </w:r>
+    </w:p>
+    <w:p>
+      <w:pPr>
+        <w:shd w:val="clear" w:color="auto" w:fill="F2F2F2"/>
+        <w:spacing w:line="360" w:lineRule="auto"/>
+      </w:pPr>
+      <w:r>
+        <w:rPr>
+          <w:rFonts w:ascii="Times New Roman" w:hAnsi="Times New Roman" w:eastAsia="宋体"/>
+          <w:sz w:val="18"/>
+        </w:rPr>
+        <w:t xml:space="preserve">      .post({ url: `${configUrl.aigc}?prompt=${inputValue.value}`, timeout: 1e3 * 60 * 5 })</w:t>
+      </w:r>
+    </w:p>
+    <w:p>
+      <w:pPr>
+        <w:shd w:val="clear" w:color="auto" w:fill="F2F2F2"/>
+        <w:spacing w:line="360" w:lineRule="auto"/>
+      </w:pPr>
+      <w:r>
+        <w:rPr>
+          <w:rFonts w:ascii="Times New Roman" w:hAnsi="Times New Roman" w:eastAsia="宋体"/>
+          <w:sz w:val="18"/>
+        </w:rPr>
+        <w:t xml:space="preserve">      .then((res) =&gt; {</w:t>
+      </w:r>
+    </w:p>
+    <w:p>
+      <w:pPr>
+        <w:shd w:val="clear" w:color="auto" w:fill="F2F2F2"/>
+        <w:spacing w:line="360" w:lineRule="auto"/>
+      </w:pPr>
+      <w:r>
+        <w:rPr>
+          <w:rFonts w:ascii="Times New Roman" w:hAnsi="Times New Roman" w:eastAsia="宋体"/>
+          <w:sz w:val="18"/>
+        </w:rPr>
+        <w:t xml:space="preserve">        loading.value = false;</w:t>
+      </w:r>
+    </w:p>
+    <w:p>
+      <w:pPr>
+        <w:shd w:val="clear" w:color="auto" w:fill="F2F2F2"/>
+        <w:spacing w:line="360" w:lineRule="auto"/>
+      </w:pPr>
+      <w:r>
+        <w:rPr>
+          <w:rFonts w:ascii="Times New Roman" w:hAnsi="Times New Roman" w:eastAsia="宋体"/>
+          <w:sz w:val="18"/>
+        </w:rPr>
+        <w:t xml:space="preserve">        handleCancel();</w:t>
+      </w:r>
+    </w:p>
+    <w:p>
+      <w:pPr>
+        <w:shd w:val="clear" w:color="auto" w:fill="F2F2F2"/>
+        <w:spacing w:line="360" w:lineRule="auto"/>
+      </w:pPr>
+      <w:r>
+        <w:rPr>
+          <w:rFonts w:ascii="Times New Roman" w:hAnsi="Times New Roman" w:eastAsia="宋体"/>
+          <w:sz w:val="18"/>
+        </w:rPr>
+        <w:t xml:space="preserve">        emit('success');</w:t>
+      </w:r>
+    </w:p>
+    <w:p>
+      <w:pPr>
+        <w:shd w:val="clear" w:color="auto" w:fill="F2F2F2"/>
+        <w:spacing w:line="360" w:lineRule="auto"/>
+      </w:pPr>
+      <w:r>
+        <w:rPr>
+          <w:rFonts w:ascii="Times New Roman" w:hAnsi="Times New Roman" w:eastAsia="宋体"/>
+          <w:sz w:val="18"/>
+        </w:rPr>
+        <w:t xml:space="preserve">        inputValue.value = '';</w:t>
+      </w:r>
+    </w:p>
+    <w:p>
+      <w:pPr>
+        <w:shd w:val="clear" w:color="auto" w:fill="F2F2F2"/>
+        <w:spacing w:line="360" w:lineRule="auto"/>
+      </w:pPr>
+      <w:r>
+        <w:rPr>
+          <w:rFonts w:ascii="Times New Roman" w:hAnsi="Times New Roman" w:eastAsia="宋体"/>
+          <w:sz w:val="18"/>
+        </w:rPr>
+        <w:t xml:space="preserve">      })</w:t>
+      </w:r>
+    </w:p>
+    <w:p>
+      <w:pPr>
+        <w:shd w:val="clear" w:color="auto" w:fill="F2F2F2"/>
+        <w:spacing w:line="360" w:lineRule="auto"/>
+      </w:pPr>
+      <w:r>
+        <w:rPr>
+          <w:rFonts w:ascii="Times New Roman" w:hAnsi="Times New Roman" w:eastAsia="宋体"/>
+          <w:sz w:val="18"/>
+        </w:rPr>
+        <w:t xml:space="preserve">      .catch((err) =&gt; {</w:t>
+      </w:r>
+    </w:p>
+    <w:p>
+      <w:pPr>
+        <w:shd w:val="clear" w:color="auto" w:fill="F2F2F2"/>
+        <w:spacing w:line="360" w:lineRule="auto"/>
+      </w:pPr>
+      <w:r>
+        <w:rPr>
+          <w:rFonts w:ascii="Times New Roman" w:hAnsi="Times New Roman" w:eastAsia="宋体"/>
+          <w:sz w:val="18"/>
+        </w:rPr>
+        <w:t xml:space="preserve">        loading.value = false;</w:t>
+      </w:r>
+    </w:p>
+    <w:p>
+      <w:pPr>
+        <w:shd w:val="clear" w:color="auto" w:fill="F2F2F2"/>
+        <w:spacing w:line="360" w:lineRule="auto"/>
+      </w:pPr>
+      <w:r>
+        <w:rPr>
+          <w:rFonts w:ascii="Times New Roman" w:hAnsi="Times New Roman" w:eastAsia="宋体"/>
+          <w:sz w:val="18"/>
+        </w:rPr>
+        <w:t xml:space="preserve">      });</w:t>
+      </w:r>
+    </w:p>
+    <w:p>
+      <w:pPr>
+        <w:shd w:val="clear" w:color="auto" w:fill="F2F2F2"/>
+        <w:spacing w:line="360" w:lineRule="auto"/>
+      </w:pPr>
+      <w:r>
+        <w:rPr>
+          <w:rFonts w:ascii="Times New Roman" w:hAnsi="Times New Roman" w:eastAsia="宋体"/>
+          <w:sz w:val="18"/>
+        </w:rPr>
+        <w:t xml:space="preserve">  }</w:t>
+      </w:r>
+    </w:p>
+    <w:p>
+      <w:pPr>
+        <w:shd w:val="clear" w:color="auto" w:fill="F2F2F2"/>
+        <w:spacing w:line="360" w:lineRule="auto"/>
+      </w:pPr>
+      <w:r>
+        <w:rPr>
+          <w:rFonts w:ascii="Times New Roman" w:hAnsi="Times New Roman" w:eastAsia="宋体"/>
+          <w:sz w:val="18"/>
+        </w:rPr>
+        <w:t>};</w:t>
+      </w:r>
+    </w:p>
+    <w:p>
+      <w:pPr>
+        <w:spacing w:line="360" w:lineRule="auto"/>
+        <w:jc w:val="center"/>
+      </w:pPr>
+      <w:r>
+        <w:drawing>
+          <wp:inline distT="0" distB="0" distL="114300" distR="114300">
+            <wp:extent cx="5486400" cy="2472055"/>
+            <wp:effectExtent l="0" t="0" r="0" b="4445"/>
+            <wp:docPr id="7" name="Picture 7"/>
+            <wp:cNvGraphicFramePr>
+              <a:graphicFrameLocks xmlns:a="http://schemas.openxmlformats.org/drawingml/2006/main" noChangeAspect="1"/>
+            </wp:cNvGraphicFramePr>
+            <a:graphic xmlns:a="http://schemas.openxmlformats.org/drawingml/2006/main">
+              <a:graphicData uri="http://schemas.openxmlformats.org/drawingml/2006/picture">
+                <pic:pic xmlns:pic="http://schemas.openxmlformats.org/drawingml/2006/picture">
+                  <pic:nvPicPr>
+                    <pic:cNvPr id="7" name="Picture 7"/>
+                    <pic:cNvPicPr>
+                      <a:picLocks noChangeAspect="1"/>
+                    </pic:cNvPicPr>
+                  </pic:nvPicPr>
+                  <pic:blipFill>
+                    <a:blip r:embed="rId12"/>
+                    <a:stretch>
+                      <a:fillRect/>
+                    </a:stretch>
+                  </pic:blipFill>
+                  <pic:spPr>
+                    <a:xfrm>
+                      <a:off x="0" y="0"/>
+                      <a:ext cx="5486400" cy="2472201"/>
+                    </a:xfrm>
+                    <a:prstGeom prst="rect">
+                      <a:avLst/>
+                    </a:prstGeom>
+                  </pic:spPr>
+                </pic:pic>
+              </a:graphicData>
+            </a:graphic>
+          </wp:inline>
+        </w:drawing>
+      </w:r>
+    </w:p>
+    <w:p>
+      <w:pPr>
+        <w:spacing w:line="360" w:lineRule="auto"/>
+        <w:jc w:val="center"/>
+      </w:pPr>
+      <w:r>
+        <w:rPr>
+          <w:rFonts w:ascii="Times New Roman" w:hAnsi="Times New Roman" w:eastAsia="宋体"/>
+          <w:b w:val="0"/>
+          <w:sz w:val="21"/>
+        </w:rPr>
+        <w:t>图 9-1 AI 建表弹窗（输入修饰词即可自动生成数据表）</w:t>
+      </w:r>
+    </w:p>
+    <w:p>
+      <w:pPr>
+        <w:spacing w:line="360" w:lineRule="auto"/>
+        <w:ind w:firstLine="480"/>
+      </w:pPr>
+      <w:r>
+        <w:rPr>
+          <w:rFonts w:ascii="Times New Roman" w:hAnsi="Times New Roman" w:eastAsia="宋体"/>
+          <w:sz w:val="24"/>
+        </w:rPr>
+        <w:t>Online 表单设计：在可视化界面中即可完成字段类型、控件、字典与校验配置，保存后立即生成列表与表单页面。实训中创建的“请假单”在线表单（表名 edu_qingjiadan）已成功同步到数据库，数据库记录如下：</w:t>
+      </w:r>
+    </w:p>
+    <w:p>
+      <w:pPr>
+        <w:shd w:val="clear" w:color="auto" w:fill="F2F2F2"/>
+        <w:spacing w:line="360" w:lineRule="auto"/>
+      </w:pPr>
+      <w:r>
+        <w:rPr>
+          <w:rFonts w:ascii="Times New Roman" w:hAnsi="Times New Roman" w:eastAsia="宋体"/>
+          <w:sz w:val="18"/>
+        </w:rPr>
+        <w:t>-- onl_cgform_head 在线表单记录（节选）</w:t>
+      </w:r>
+    </w:p>
+    <w:p>
+      <w:pPr>
+        <w:shd w:val="clear" w:color="auto" w:fill="F2F2F2"/>
+        <w:spacing w:line="360" w:lineRule="auto"/>
+      </w:pPr>
+      <w:r>
+        <w:rPr>
+          <w:rFonts w:ascii="Times New Roman" w:hAnsi="Times New Roman" w:eastAsia="宋体"/>
+          <w:sz w:val="18"/>
+        </w:rPr>
+        <w:t>id: 82849b3b3e7c4f34a33500d3194352ef</w:t>
+      </w:r>
+    </w:p>
+    <w:p>
+      <w:pPr>
+        <w:shd w:val="clear" w:color="auto" w:fill="F2F2F2"/>
+        <w:spacing w:line="360" w:lineRule="auto"/>
+      </w:pPr>
+      <w:r>
+        <w:rPr>
+          <w:rFonts w:ascii="Times New Roman" w:hAnsi="Times New Roman" w:eastAsia="宋体"/>
+          <w:sz w:val="18"/>
+        </w:rPr>
+        <w:t>table_name: edu_qingjiadan     table_txt: 请假单</w:t>
+      </w:r>
+    </w:p>
+    <w:p>
+      <w:pPr>
+        <w:shd w:val="clear" w:color="auto" w:fill="F2F2F2"/>
+        <w:spacing w:line="360" w:lineRule="auto"/>
+      </w:pPr>
+      <w:r>
+        <w:rPr>
+          <w:rFonts w:ascii="Times New Roman" w:hAnsi="Times New Roman" w:eastAsia="宋体"/>
+          <w:sz w:val="18"/>
+        </w:rPr>
+        <w:t>create_time: 2026-09-07 11:18:44</w:t>
+      </w:r>
+    </w:p>
+    <w:p>
+      <w:pPr>
+        <w:spacing w:line="360" w:lineRule="auto"/>
+      </w:pPr>
+    </w:p>
+    <w:p>
+      <w:pPr>
+        <w:shd w:val="clear" w:color="auto" w:fill="F2F2F2"/>
+        <w:spacing w:line="360" w:lineRule="auto"/>
+      </w:pPr>
+      <w:r>
+        <w:rPr>
+          <w:rFonts w:ascii="Times New Roman" w:hAnsi="Times New Roman" w:eastAsia="宋体"/>
+          <w:sz w:val="18"/>
+        </w:rPr>
+        <w:t>（在线表单列表中显示：单表 | edu_qingjiadan | 请假单 | 版本 2 | 已同步）</w:t>
+      </w:r>
+    </w:p>
+    <w:p>
+      <w:pPr>
+        <w:spacing w:line="360" w:lineRule="auto"/>
+        <w:ind w:firstLine="480"/>
+      </w:pPr>
+      <w:r>
+        <w:rPr>
+          <w:rFonts w:ascii="Times New Roman" w:hAnsi="Times New Roman" w:eastAsia="宋体"/>
+          <w:sz w:val="24"/>
+        </w:rPr>
+        <w:t>AIGC + 低代码组合：AI 建表生成结构 → Online 表单配置页面 → 代码生成器产出前后端工程代码（Entity/Mapper/Service/Controller + Vue 页面），形成“AI 生成 → OnlineCoding → 代码生成 → 手工 MERGE”的完整开发闭环，大幅降低了传统手工建表、写接口、写页面的重复工作量。</w:t>
+      </w:r>
+    </w:p>
+    <w:p>
+      <w:pPr>
+        <w:spacing w:line="360" w:lineRule="auto"/>
+        <w:jc w:val="center"/>
+      </w:pPr>
+      <w:r>
+        <w:rPr>
+          <w:rFonts w:ascii="Times New Roman" w:hAnsi="Times New Roman" w:eastAsia="宋体"/>
+          <w:b w:val="0"/>
+          <w:sz w:val="21"/>
+        </w:rPr>
+        <w:t>【截图占位】图 9-2 AI 应用平台页面（AI 对话助手 / AI 流程编排 / 知识库管理）</w:t>
       </w:r>
     </w:p>
     <w:sectPr>
@@ -10329,32 +11347,32 @@
     <w:lsdException w:uiPriority="99" w:name="endnote reference"/>
     <w:lsdException w:uiPriority="99" w:name="endnote text"/>
     <w:lsdException w:uiPriority="99" w:name="table of authorities"/>
-    <w:lsdException w:uiPriority="99" w:semiHidden="0" w:name="macro"/>
+    <w:lsdException w:qFormat="1" w:uiPriority="99" w:semiHidden="0" w:name="macro"/>
     <w:lsdException w:uiPriority="99" w:name="toa heading"/>
-    <w:lsdException w:uiPriority="99" w:semiHidden="0" w:name="List"/>
-    <w:lsdException w:uiPriority="99" w:semiHidden="0" w:name="List Bullet"/>
-    <w:lsdException w:uiPriority="99" w:semiHidden="0" w:name="List Number"/>
-    <w:lsdException w:uiPriority="99" w:semiHidden="0" w:name="List 2"/>
+    <w:lsdException w:qFormat="1" w:uiPriority="99" w:semiHidden="0" w:name="List"/>
+    <w:lsdException w:qFormat="1" w:uiPriority="99" w:semiHidden="0" w:name="List Bullet"/>
+    <w:lsdException w:qFormat="1" w:uiPriority="99" w:semiHidden="0" w:name="List Number"/>
+    <w:lsdException w:qFormat="1" w:uiPriority="99" w:semiHidden="0" w:name="List 2"/>
     <w:lsdException w:uiPriority="99" w:semiHidden="0" w:name="List 3"/>
     <w:lsdException w:uiPriority="99" w:name="List 4"/>
     <w:lsdException w:uiPriority="99" w:name="List 5"/>
-    <w:lsdException w:uiPriority="99" w:semiHidden="0" w:name="List Bullet 2"/>
-    <w:lsdException w:uiPriority="99" w:semiHidden="0" w:name="List Bullet 3"/>
+    <w:lsdException w:qFormat="1" w:uiPriority="99" w:semiHidden="0" w:name="List Bullet 2"/>
+    <w:lsdException w:qFormat="1" w:uiPriority="99" w:semiHidden="0" w:name="List Bullet 3"/>
     <w:lsdException w:uiPriority="99" w:name="List Bullet 4"/>
     <w:lsdException w:uiPriority="99" w:name="List Bullet 5"/>
     <w:lsdException w:uiPriority="99" w:semiHidden="0" w:name="List Number 2"/>
-    <w:lsdException w:uiPriority="99" w:semiHidden="0" w:name="List Number 3"/>
+    <w:lsdException w:qFormat="1" w:uiPriority="99" w:semiHidden="0" w:name="List Number 3"/>
     <w:lsdException w:uiPriority="99" w:name="List Number 4"/>
     <w:lsdException w:uiPriority="99" w:name="List Number 5"/>
     <w:lsdException w:qFormat="1" w:unhideWhenUsed="0" w:uiPriority="10" w:semiHidden="0" w:name="Title"/>
     <w:lsdException w:uiPriority="99" w:name="Closing"/>
     <w:lsdException w:uiPriority="99" w:name="Signature"/>
-    <w:lsdException w:uiPriority="1" w:name="Default Paragraph Font"/>
+    <w:lsdException w:qFormat="1" w:uiPriority="1" w:name="Default Paragraph Font"/>
     <w:lsdException w:uiPriority="99" w:semiHidden="0" w:name="Body Text"/>
     <w:lsdException w:uiPriority="99" w:name="Body Text Indent"/>
-    <w:lsdException w:uiPriority="99" w:semiHidden="0" w:name="List Continue"/>
-    <w:lsdException w:uiPriority="99" w:semiHidden="0" w:name="List Continue 2"/>
-    <w:lsdException w:uiPriority="99" w:semiHidden="0" w:name="List Continue 3"/>
+    <w:lsdException w:qFormat="1" w:uiPriority="99" w:semiHidden="0" w:name="List Continue"/>
+    <w:lsdException w:qFormat="1" w:uiPriority="99" w:semiHidden="0" w:name="List Continue 2"/>
+    <w:lsdException w:qFormat="1" w:uiPriority="99" w:semiHidden="0" w:name="List Continue 3"/>
     <w:lsdException w:uiPriority="99" w:name="List Continue 4"/>
     <w:lsdException w:uiPriority="99" w:name="List Continue 5"/>
     <w:lsdException w:uiPriority="99" w:name="Message Header"/>
@@ -10387,7 +11405,7 @@
     <w:lsdException w:uiPriority="99" w:name="HTML Sample"/>
     <w:lsdException w:uiPriority="99" w:name="HTML Typewriter"/>
     <w:lsdException w:uiPriority="99" w:name="HTML Variable"/>
-    <w:lsdException w:uiPriority="99" w:name="Normal Table"/>
+    <w:lsdException w:qFormat="1" w:uiPriority="99" w:name="Normal Table"/>
     <w:lsdException w:uiPriority="99" w:name="annotation subject"/>
     <w:lsdException w:uiPriority="99" w:name="Table Simple 1"/>
     <w:lsdException w:uiPriority="99" w:name="Table Simple 2"/>
@@ -10432,14 +11450,14 @@
     <w:lsdException w:uiPriority="99" w:name="Table Web 2"/>
     <w:lsdException w:uiPriority="99" w:name="Table Web 3"/>
     <w:lsdException w:uiPriority="99" w:name="Balloon Text"/>
-    <w:lsdException w:unhideWhenUsed="0" w:uiPriority="59" w:semiHidden="0" w:name="Table Grid"/>
+    <w:lsdException w:qFormat="1" w:unhideWhenUsed="0" w:uiPriority="59" w:semiHidden="0" w:name="Table Grid"/>
     <w:lsdException w:uiPriority="99" w:name="Table Theme"/>
     <w:lsdException w:qFormat="1" w:unhideWhenUsed="0" w:uiPriority="1" w:semiHidden="0" w:name="No Spacing"/>
-    <w:lsdException w:unhideWhenUsed="0" w:uiPriority="60" w:semiHidden="0" w:name="Light Shading"/>
+    <w:lsdException w:qFormat="1" w:unhideWhenUsed="0" w:uiPriority="60" w:semiHidden="0" w:name="Light Shading"/>
     <w:lsdException w:unhideWhenUsed="0" w:uiPriority="61" w:semiHidden="0" w:name="Light List"/>
     <w:lsdException w:unhideWhenUsed="0" w:uiPriority="62" w:semiHidden="0" w:name="Light Grid"/>
     <w:lsdException w:unhideWhenUsed="0" w:uiPriority="63" w:semiHidden="0" w:name="Medium Shading 1"/>
-    <w:lsdException w:unhideWhenUsed="0" w:uiPriority="64" w:semiHidden="0" w:name="Medium Shading 2"/>
+    <w:lsdException w:qFormat="1" w:unhideWhenUsed="0" w:uiPriority="64" w:semiHidden="0" w:name="Medium Shading 2"/>
     <w:lsdException w:unhideWhenUsed="0" w:uiPriority="65" w:semiHidden="0" w:name="Medium List 1"/>
     <w:lsdException w:unhideWhenUsed="0" w:uiPriority="66" w:semiHidden="0" w:name="Medium List 2"/>
     <w:lsdException w:unhideWhenUsed="0" w:uiPriority="67" w:semiHidden="0" w:name="Medium Grid 1"/>
@@ -10453,7 +11471,7 @@
     <w:lsdException w:unhideWhenUsed="0" w:uiPriority="61" w:semiHidden="0" w:name="Light List Accent 1"/>
     <w:lsdException w:qFormat="1" w:unhideWhenUsed="0" w:uiPriority="62" w:semiHidden="0" w:name="Light Grid Accent 1"/>
     <w:lsdException w:unhideWhenUsed="0" w:uiPriority="63" w:semiHidden="0" w:name="Medium Shading 1 Accent 1"/>
-    <w:lsdException w:unhideWhenUsed="0" w:uiPriority="64" w:semiHidden="0" w:name="Medium Shading 2 Accent 1"/>
+    <w:lsdException w:qFormat="1" w:unhideWhenUsed="0" w:uiPriority="64" w:semiHidden="0" w:name="Medium Shading 2 Accent 1"/>
     <w:lsdException w:unhideWhenUsed="0" w:uiPriority="65" w:semiHidden="0" w:name="Medium List 1 Accent 1"/>
     <w:lsdException w:qFormat="1" w:unhideWhenUsed="0" w:uiPriority="34" w:semiHidden="0" w:name="List Paragraph"/>
     <w:lsdException w:qFormat="1" w:unhideWhenUsed="0" w:uiPriority="29" w:semiHidden="0" w:name="Quote"/>
@@ -10466,11 +11484,11 @@
     <w:lsdException w:unhideWhenUsed="0" w:uiPriority="71" w:semiHidden="0" w:name="Colorful Shading Accent 1"/>
     <w:lsdException w:unhideWhenUsed="0" w:uiPriority="72" w:semiHidden="0" w:name="Colorful List Accent 1"/>
     <w:lsdException w:unhideWhenUsed="0" w:uiPriority="73" w:semiHidden="0" w:name="Colorful Grid Accent 1"/>
-    <w:lsdException w:unhideWhenUsed="0" w:uiPriority="60" w:semiHidden="0" w:name="Light Shading Accent 2"/>
+    <w:lsdException w:qFormat="1" w:unhideWhenUsed="0" w:uiPriority="60" w:semiHidden="0" w:name="Light Shading Accent 2"/>
     <w:lsdException w:unhideWhenUsed="0" w:uiPriority="61" w:semiHidden="0" w:name="Light List Accent 2"/>
     <w:lsdException w:qFormat="1" w:unhideWhenUsed="0" w:uiPriority="62" w:semiHidden="0" w:name="Light Grid Accent 2"/>
     <w:lsdException w:unhideWhenUsed="0" w:uiPriority="63" w:semiHidden="0" w:name="Medium Shading 1 Accent 2"/>
-    <w:lsdException w:unhideWhenUsed="0" w:uiPriority="64" w:semiHidden="0" w:name="Medium Shading 2 Accent 2"/>
+    <w:lsdException w:qFormat="1" w:unhideWhenUsed="0" w:uiPriority="64" w:semiHidden="0" w:name="Medium Shading 2 Accent 2"/>
     <w:lsdException w:unhideWhenUsed="0" w:uiPriority="65" w:semiHidden="0" w:name="Medium List 1 Accent 2"/>
     <w:lsdException w:unhideWhenUsed="0" w:uiPriority="66" w:semiHidden="0" w:name="Medium List 2 Accent 2"/>
     <w:lsdException w:unhideWhenUsed="0" w:uiPriority="67" w:semiHidden="0" w:name="Medium Grid 1 Accent 2"/>
@@ -10480,10 +11498,10 @@
     <w:lsdException w:unhideWhenUsed="0" w:uiPriority="71" w:semiHidden="0" w:name="Colorful Shading Accent 2"/>
     <w:lsdException w:unhideWhenUsed="0" w:uiPriority="72" w:semiHidden="0" w:name="Colorful List Accent 2"/>
     <w:lsdException w:unhideWhenUsed="0" w:uiPriority="73" w:semiHidden="0" w:name="Colorful Grid Accent 2"/>
-    <w:lsdException w:unhideWhenUsed="0" w:uiPriority="60" w:semiHidden="0" w:name="Light Shading Accent 3"/>
+    <w:lsdException w:qFormat="1" w:unhideWhenUsed="0" w:uiPriority="60" w:semiHidden="0" w:name="Light Shading Accent 3"/>
     <w:lsdException w:unhideWhenUsed="0" w:uiPriority="61" w:semiHidden="0" w:name="Light List Accent 3"/>
     <w:lsdException w:unhideWhenUsed="0" w:uiPriority="62" w:semiHidden="0" w:name="Light Grid Accent 3"/>
-    <w:lsdException w:unhideWhenUsed="0" w:uiPriority="63" w:semiHidden="0" w:name="Medium Shading 1 Accent 3"/>
+    <w:lsdException w:qFormat="1" w:unhideWhenUsed="0" w:uiPriority="63" w:semiHidden="0" w:name="Medium Shading 1 Accent 3"/>
     <w:lsdException w:unhideWhenUsed="0" w:uiPriority="64" w:semiHidden="0" w:name="Medium Shading 2 Accent 3"/>
     <w:lsdException w:unhideWhenUsed="0" w:uiPriority="65" w:semiHidden="0" w:name="Medium List 1 Accent 3"/>
     <w:lsdException w:unhideWhenUsed="0" w:uiPriority="66" w:semiHidden="0" w:name="Medium List 2 Accent 3"/>
@@ -10494,7 +11512,7 @@
     <w:lsdException w:unhideWhenUsed="0" w:uiPriority="71" w:semiHidden="0" w:name="Colorful Shading Accent 3"/>
     <w:lsdException w:unhideWhenUsed="0" w:uiPriority="72" w:semiHidden="0" w:name="Colorful List Accent 3"/>
     <w:lsdException w:unhideWhenUsed="0" w:uiPriority="73" w:semiHidden="0" w:name="Colorful Grid Accent 3"/>
-    <w:lsdException w:unhideWhenUsed="0" w:uiPriority="60" w:semiHidden="0" w:name="Light Shading Accent 4"/>
+    <w:lsdException w:qFormat="1" w:unhideWhenUsed="0" w:uiPriority="60" w:semiHidden="0" w:name="Light Shading Accent 4"/>
     <w:lsdException w:qFormat="1" w:unhideWhenUsed="0" w:uiPriority="61" w:semiHidden="0" w:name="Light List Accent 4"/>
     <w:lsdException w:unhideWhenUsed="0" w:uiPriority="62" w:semiHidden="0" w:name="Light Grid Accent 4"/>
     <w:lsdException w:unhideWhenUsed="0" w:uiPriority="63" w:semiHidden="0" w:name="Medium Shading 1 Accent 4"/>
@@ -10511,7 +11529,7 @@
     <w:lsdException w:unhideWhenUsed="0" w:uiPriority="60" w:semiHidden="0" w:name="Light Shading Accent 5"/>
     <w:lsdException w:qFormat="1" w:unhideWhenUsed="0" w:uiPriority="61" w:semiHidden="0" w:name="Light List Accent 5"/>
     <w:lsdException w:unhideWhenUsed="0" w:uiPriority="62" w:semiHidden="0" w:name="Light Grid Accent 5"/>
-    <w:lsdException w:unhideWhenUsed="0" w:uiPriority="63" w:semiHidden="0" w:name="Medium Shading 1 Accent 5"/>
+    <w:lsdException w:qFormat="1" w:unhideWhenUsed="0" w:uiPriority="63" w:semiHidden="0" w:name="Medium Shading 1 Accent 5"/>
     <w:lsdException w:unhideWhenUsed="0" w:uiPriority="64" w:semiHidden="0" w:name="Medium Shading 2 Accent 5"/>
     <w:lsdException w:unhideWhenUsed="0" w:uiPriority="65" w:semiHidden="0" w:name="Medium List 1 Accent 5"/>
     <w:lsdException w:unhideWhenUsed="0" w:uiPriority="66" w:semiHidden="0" w:name="Medium List 2 Accent 5"/>
@@ -10525,7 +11543,7 @@
     <w:lsdException w:unhideWhenUsed="0" w:uiPriority="60" w:semiHidden="0" w:name="Light Shading Accent 6"/>
     <w:lsdException w:qFormat="1" w:unhideWhenUsed="0" w:uiPriority="61" w:semiHidden="0" w:name="Light List Accent 6"/>
     <w:lsdException w:unhideWhenUsed="0" w:uiPriority="62" w:semiHidden="0" w:name="Light Grid Accent 6"/>
-    <w:lsdException w:unhideWhenUsed="0" w:uiPriority="63" w:semiHidden="0" w:name="Medium Shading 1 Accent 6"/>
+    <w:lsdException w:qFormat="1" w:unhideWhenUsed="0" w:uiPriority="63" w:semiHidden="0" w:name="Medium Shading 1 Accent 6"/>
     <w:lsdException w:unhideWhenUsed="0" w:uiPriority="64" w:semiHidden="0" w:name="Medium Shading 2 Accent 6"/>
     <w:lsdException w:unhideWhenUsed="0" w:uiPriority="65" w:semiHidden="0" w:name="Medium List 1 Accent 6"/>
     <w:lsdException w:unhideWhenUsed="0" w:uiPriority="66" w:semiHidden="0" w:name="Medium List 2 Accent 6"/>
@@ -10791,12 +11809,14 @@
     <w:name w:val="Default Paragraph Font"/>
     <w:semiHidden/>
     <w:unhideWhenUsed/>
+    <w:qFormat/>
     <w:uiPriority w:val="1"/>
   </w:style>
   <w:style w:type="table" w:default="1" w:styleId="32">
     <w:name w:val="Normal Table"/>
     <w:semiHidden/>
     <w:unhideWhenUsed/>
+    <w:qFormat/>
     <w:uiPriority w:val="99"/>
     <w:tblPr>
       <w:tblCellMar>
@@ -10811,6 +11831,7 @@
     <w:name w:val="macro"/>
     <w:link w:val="147"/>
     <w:unhideWhenUsed/>
+    <w:qFormat/>
     <w:uiPriority w:val="99"/>
     <w:pPr>
       <w:tabs>
@@ -10858,6 +11879,7 @@
     <w:name w:val="List Number"/>
     <w:basedOn w:val="1"/>
     <w:unhideWhenUsed/>
+    <w:qFormat/>
     <w:uiPriority w:val="99"/>
     <w:pPr>
       <w:numPr>
@@ -10895,6 +11917,7 @@
     <w:name w:val="List Bullet"/>
     <w:basedOn w:val="1"/>
     <w:unhideWhenUsed/>
+    <w:qFormat/>
     <w:uiPriority w:val="99"/>
     <w:pPr>
       <w:numPr>
@@ -10922,6 +11945,7 @@
     <w:name w:val="List Bullet 3"/>
     <w:basedOn w:val="1"/>
     <w:unhideWhenUsed/>
+    <w:qFormat/>
     <w:uiPriority w:val="99"/>
     <w:pPr>
       <w:numPr>
@@ -10945,6 +11969,7 @@
     <w:name w:val="List Number 3"/>
     <w:basedOn w:val="1"/>
     <w:unhideWhenUsed/>
+    <w:qFormat/>
     <w:uiPriority w:val="99"/>
     <w:pPr>
       <w:numPr>
@@ -10958,6 +11983,7 @@
     <w:name w:val="List 2"/>
     <w:basedOn w:val="1"/>
     <w:unhideWhenUsed/>
+    <w:qFormat/>
     <w:uiPriority w:val="99"/>
     <w:pPr>
       <w:ind w:left="720" w:hanging="360"/>
@@ -10968,6 +11994,7 @@
     <w:name w:val="List Continue"/>
     <w:basedOn w:val="1"/>
     <w:unhideWhenUsed/>
+    <w:qFormat/>
     <w:uiPriority w:val="99"/>
     <w:pPr>
       <w:spacing w:after="120"/>
@@ -10979,6 +12006,7 @@
     <w:name w:val="List Bullet 2"/>
     <w:basedOn w:val="1"/>
     <w:unhideWhenUsed/>
+    <w:qFormat/>
     <w:uiPriority w:val="99"/>
     <w:pPr>
       <w:numPr>
@@ -11044,6 +12072,7 @@
     <w:name w:val="List"/>
     <w:basedOn w:val="1"/>
     <w:unhideWhenUsed/>
+    <w:qFormat/>
     <w:uiPriority w:val="99"/>
     <w:pPr>
       <w:ind w:left="360" w:hanging="360"/>
@@ -11064,6 +12093,7 @@
     <w:name w:val="List Continue 2"/>
     <w:basedOn w:val="1"/>
     <w:unhideWhenUsed/>
+    <w:qFormat/>
     <w:uiPriority w:val="99"/>
     <w:pPr>
       <w:spacing w:after="120"/>
@@ -11075,6 +12105,7 @@
     <w:name w:val="List Continue 3"/>
     <w:basedOn w:val="1"/>
     <w:unhideWhenUsed/>
+    <w:qFormat/>
     <w:uiPriority w:val="99"/>
     <w:pPr>
       <w:spacing w:after="120"/>
@@ -11108,6 +12139,7 @@
   <w:style w:type="table" w:styleId="33">
     <w:name w:val="Table Grid"/>
     <w:basedOn w:val="32"/>
+    <w:qFormat/>
     <w:uiPriority w:val="59"/>
     <w:pPr>
       <w:spacing w:after="0" w:line="240" w:lineRule="auto"/>
@@ -11132,6 +12164,7 @@
   <w:style w:type="table" w:styleId="34">
     <w:name w:val="Light Shading"/>
     <w:basedOn w:val="32"/>
+    <w:qFormat/>
     <w:uiPriority w:val="60"/>
     <w:pPr>
       <w:spacing w:after="0" w:line="240" w:lineRule="auto"/>
@@ -11330,6 +12363,7 @@
   <w:style w:type="table" w:styleId="36">
     <w:name w:val="Light Shading Accent 2"/>
     <w:basedOn w:val="32"/>
+    <w:qFormat/>
     <w:uiPriority w:val="60"/>
     <w:pPr>
       <w:spacing w:after="0" w:line="240" w:lineRule="auto"/>
@@ -11429,6 +12463,7 @@
   <w:style w:type="table" w:styleId="37">
     <w:name w:val="Light Shading Accent 3"/>
     <w:basedOn w:val="32"/>
+    <w:qFormat/>
     <w:uiPriority w:val="60"/>
     <w:pPr>
       <w:spacing w:after="0" w:line="240" w:lineRule="auto"/>
@@ -11528,6 +12563,7 @@
   <w:style w:type="table" w:styleId="38">
     <w:name w:val="Light Shading Accent 4"/>
     <w:basedOn w:val="32"/>
+    <w:qFormat/>
     <w:uiPriority w:val="60"/>
     <w:pPr>
       <w:spacing w:after="0" w:line="240" w:lineRule="auto"/>
@@ -13684,6 +14720,7 @@
   <w:style w:type="table" w:styleId="58">
     <w:name w:val="Medium Shading 1 Accent 3"/>
     <w:basedOn w:val="32"/>
+    <w:qFormat/>
     <w:uiPriority w:val="63"/>
     <w:pPr>
       <w:spacing w:after="0" w:line="240" w:lineRule="auto"/>
@@ -13898,6 +14935,7 @@
   <w:style w:type="table" w:styleId="60">
     <w:name w:val="Medium Shading 1 Accent 5"/>
     <w:basedOn w:val="32"/>
+    <w:qFormat/>
     <w:uiPriority w:val="63"/>
     <w:pPr>
       <w:spacing w:after="0" w:line="240" w:lineRule="auto"/>
@@ -14005,6 +15043,7 @@
   <w:style w:type="table" w:styleId="61">
     <w:name w:val="Medium Shading 1 Accent 6"/>
     <w:basedOn w:val="32"/>
+    <w:qFormat/>
     <w:uiPriority w:val="63"/>
     <w:pPr>
       <w:spacing w:after="0" w:line="240" w:lineRule="auto"/>
@@ -14112,6 +15151,7 @@
   <w:style w:type="table" w:styleId="62">
     <w:name w:val="Medium Shading 2"/>
     <w:basedOn w:val="32"/>
+    <w:qFormat/>
     <w:uiPriority w:val="64"/>
     <w:pPr>
       <w:spacing w:after="0" w:line="240" w:lineRule="auto"/>
@@ -14277,6 +15317,7 @@
   <w:style w:type="table" w:styleId="63">
     <w:name w:val="Medium Shading 2 Accent 1"/>
     <w:basedOn w:val="32"/>
+    <w:qFormat/>
     <w:uiPriority w:val="64"/>
     <w:pPr>
       <w:spacing w:after="0" w:line="240" w:lineRule="auto"/>
@@ -14442,6 +15483,7 @@
   <w:style w:type="table" w:styleId="64">
     <w:name w:val="Medium Shading 2 Accent 2"/>
     <w:basedOn w:val="32"/>
+    <w:qFormat/>
     <w:uiPriority w:val="64"/>
     <w:pPr>
       <w:spacing w:after="0" w:line="240" w:lineRule="auto"/>
